--- a/Weekly Logs/Dave/Week 12.docx
+++ b/Weekly Logs/Dave/Week 12.docx
@@ -313,7 +313,7 @@
                   </wp:anchor>
                 </w:drawing>
               </mc:Choice>
-              <mc:Fallback xmlns:w16cei="http://schemas.microsoft.com/office/word/2026/wordml/cei">
+              <mc:Fallback>
                 <w:pict>
                   <v:group w14:anchorId="34D1E2E2" id="Group 126" o:spid="_x0000_s1026" style="position:absolute;margin-left:0;margin-top:0;width:540pt;height:556.55pt;z-index:-251657216;mso-width-percent:1154;mso-height-percent:670;mso-top-percent:45;mso-position-horizontal:center;mso-position-horizontal-relative:margin;mso-position-vertical-relative:page;mso-width-percent:1154;mso-height-percent:670;mso-top-percent:45;mso-width-relative:margin" coordsize="55613,54044" o:gfxdata="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">
                     <o:lock v:ext="edit" aspectratio="t"/>
@@ -443,7 +443,7 @@
                   </wp:anchor>
                 </w:drawing>
               </mc:Choice>
-              <mc:Fallback xmlns:w16cei="http://schemas.microsoft.com/office/word/2026/wordml/cei">
+              <mc:Fallback>
                 <w:pict>
                   <v:shapetype w14:anchorId="7217FD54" id="_x0000_t202" coordsize="21600,21600" o:spt="202" path="m,l,21600r21600,l21600,xe">
                     <v:stroke joinstyle="miter"/>
@@ -641,11 +641,7 @@
               </mc:Choice>
               <mc:Fallback>
                 <w:pict>
-                  <v:shapetype w14:anchorId="4A6B2937" id="_x0000_t202" coordsize="21600,21600" o:spt="202" path="m,l,21600r21600,l21600,xe">
-                    <v:stroke joinstyle="miter"/>
-                    <v:path gradientshapeok="t" o:connecttype="rect"/>
-                  </v:shapetype>
-                  <v:shape id="Text Box 129" o:spid="_x0000_s1030" type="#_x0000_t202" style="position:absolute;margin-left:0;margin-top:0;width:453pt;height:38.15pt;z-index:251661312;visibility:visible;mso-wrap-style:square;mso-width-percent:1154;mso-height-percent:0;mso-top-percent:790;mso-wrap-distance-left:9pt;mso-wrap-distance-top:0;mso-wrap-distance-right:9pt;mso-wrap-distance-bottom:0;mso-position-horizontal:center;mso-position-horizontal-relative:page;mso-position-vertical-relative:page;mso-width-percent:1154;mso-height-percent:0;mso-top-percent:790;mso-width-relative:margin;mso-height-relative:margin;v-text-anchor:top" o:gfxdata="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" filled="f" stroked="f" strokeweight=".5pt">
+                  <v:shape w14:anchorId="4A6B2937" id="Text Box 129" o:spid="_x0000_s1030" type="#_x0000_t202" style="position:absolute;margin-left:0;margin-top:0;width:453pt;height:38.15pt;z-index:251661312;visibility:visible;mso-wrap-style:square;mso-width-percent:1154;mso-height-percent:0;mso-top-percent:790;mso-wrap-distance-left:9pt;mso-wrap-distance-top:0;mso-wrap-distance-right:9pt;mso-wrap-distance-bottom:0;mso-position-horizontal:center;mso-position-horizontal-relative:page;mso-position-vertical-relative:page;mso-width-percent:1154;mso-height-percent:0;mso-top-percent:790;mso-width-relative:margin;mso-height-relative:margin;v-text-anchor:top" o:gfxdata="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" filled="f" stroked="f" strokeweight=".5pt">
                     <v:textbox style="mso-fit-shape-to-text:t" inset="1in,0,86.4pt,0">
                       <w:txbxContent>
                         <w:sdt>
@@ -868,7 +864,7 @@
                   </wp:anchor>
                 </w:drawing>
               </mc:Choice>
-              <mc:Fallback xmlns:w16cei="http://schemas.microsoft.com/office/word/2026/wordml/cei">
+              <mc:Fallback>
                 <w:pict>
                   <v:rect w14:anchorId="363A6F5E" id="Rectangle 130" o:spid="_x0000_s1031" style="position:absolute;margin-left:-4.4pt;margin-top:0;width:46.8pt;height:77.75pt;z-index:251660288;visibility:visible;mso-wrap-style:square;mso-width-percent:76;mso-height-percent:98;mso-top-percent:23;mso-wrap-distance-left:9pt;mso-wrap-distance-top:0;mso-wrap-distance-right:9pt;mso-wrap-distance-bottom:0;mso-position-horizontal:right;mso-position-horizontal-relative:margin;mso-position-vertical-relative:page;mso-width-percent:76;mso-height-percent:98;mso-top-percent:23;mso-width-relative:page;mso-height-relative:page;v-text-anchor:bottom" o:gfxdata="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" fillcolor="#156082 [3204]" stroked="f" strokeweight="1.5pt">
                     <o:lock v:ext="edit" aspectratio="t"/>
@@ -892,7 +888,6 @@
                               <w:calendar w:val="gregorian"/>
                             </w:date>
                           </w:sdtPr>
-                          <w:sdtEndPr/>
                           <w:sdtContent>
                             <w:p>
                               <w:pPr>
@@ -1208,7 +1203,11 @@
           <w:tcPr>
             <w:tcW w:w="5063" w:type="dxa"/>
           </w:tcPr>
-          <w:p/>
+          <w:p>
+            <w:r>
+              <w:t>4</w:t>
+            </w:r>
+          </w:p>
         </w:tc>
       </w:tr>
       <w:tr>
@@ -1264,7 +1263,11 @@
           <w:tcPr>
             <w:tcW w:w="5063" w:type="dxa"/>
           </w:tcPr>
-          <w:p/>
+          <w:p>
+            <w:r>
+              <w:t>1</w:t>
+            </w:r>
+          </w:p>
         </w:tc>
       </w:tr>
       <w:tr>
@@ -1285,6 +1288,79 @@
                 <w:bCs/>
               </w:rPr>
               <w:t>Research</w:t>
+            </w:r>
+          </w:p>
+        </w:tc>
+        <w:tc>
+          <w:tcPr>
+            <w:tcW w:w="5063" w:type="dxa"/>
+          </w:tcPr>
+          <w:p>
+            <w:r>
+              <w:t>3</w:t>
+            </w:r>
+            <w:r>
+              <w:t xml:space="preserve">h </w:t>
+            </w:r>
+            <w:r>
+              <w:t>5</w:t>
+            </w:r>
+            <w:r>
+              <w:t>m</w:t>
+            </w:r>
+          </w:p>
+        </w:tc>
+      </w:tr>
+      <w:tr>
+        <w:tc>
+          <w:tcPr>
+            <w:tcW w:w="5427" w:type="dxa"/>
+          </w:tcPr>
+          <w:p>
+            <w:pPr>
+              <w:rPr>
+                <w:b/>
+                <w:bCs/>
+              </w:rPr>
+            </w:pPr>
+            <w:r>
+              <w:rPr>
+                <w:b/>
+                <w:bCs/>
+              </w:rPr>
+              <w:t>Development</w:t>
+            </w:r>
+          </w:p>
+        </w:tc>
+        <w:tc>
+          <w:tcPr>
+            <w:tcW w:w="5063" w:type="dxa"/>
+          </w:tcPr>
+          <w:p>
+            <w:r>
+              <w:t>7h 15m</w:t>
+            </w:r>
+          </w:p>
+        </w:tc>
+      </w:tr>
+      <w:tr>
+        <w:tc>
+          <w:tcPr>
+            <w:tcW w:w="5427" w:type="dxa"/>
+          </w:tcPr>
+          <w:p>
+            <w:pPr>
+              <w:rPr>
+                <w:b/>
+                <w:bCs/>
+              </w:rPr>
+            </w:pPr>
+            <w:r>
+              <w:rPr>
+                <w:b/>
+                <w:bCs/>
+              </w:rPr>
+              <w:t>Testing</w:t>
             </w:r>
           </w:p>
         </w:tc>
@@ -1312,7 +1388,71 @@
                 <w:b/>
                 <w:bCs/>
               </w:rPr>
-              <w:t>Development</w:t>
+              <w:t>Documentation</w:t>
+            </w:r>
+          </w:p>
+        </w:tc>
+        <w:tc>
+          <w:tcPr>
+            <w:tcW w:w="5063" w:type="dxa"/>
+          </w:tcPr>
+          <w:p>
+            <w:r>
+              <w:t>10</w:t>
+            </w:r>
+          </w:p>
+        </w:tc>
+      </w:tr>
+      <w:tr>
+        <w:tc>
+          <w:tcPr>
+            <w:tcW w:w="5427" w:type="dxa"/>
+          </w:tcPr>
+          <w:p>
+            <w:pPr>
+              <w:rPr>
+                <w:b/>
+                <w:bCs/>
+              </w:rPr>
+            </w:pPr>
+            <w:r>
+              <w:rPr>
+                <w:b/>
+                <w:bCs/>
+              </w:rPr>
+              <w:t>Logbook preparation</w:t>
+            </w:r>
+          </w:p>
+        </w:tc>
+        <w:tc>
+          <w:tcPr>
+            <w:tcW w:w="5063" w:type="dxa"/>
+          </w:tcPr>
+          <w:p>
+            <w:r>
+              <w:t>1</w:t>
+            </w:r>
+          </w:p>
+        </w:tc>
+      </w:tr>
+      <w:tr>
+        <w:tc>
+          <w:tcPr>
+            <w:tcW w:w="5427" w:type="dxa"/>
+          </w:tcPr>
+          <w:p>
+            <w:pPr>
+              <w:rPr>
+                <w:b/>
+                <w:bCs/>
+              </w:rPr>
+            </w:pPr>
+            <w:r>
+              <w:rPr>
+                <w:b/>
+                <w:bCs/>
+              </w:rPr>
+              <w:t>Other</w:t>
             </w:r>
           </w:p>
         </w:tc>
@@ -1340,7 +1480,7 @@
                 <w:b/>
                 <w:bCs/>
               </w:rPr>
-              <w:t>Testing</w:t>
+              <w:t>Total hours for this week</w:t>
             </w:r>
           </w:p>
         </w:tc>
@@ -1348,119 +1488,23 @@
           <w:tcPr>
             <w:tcW w:w="5063" w:type="dxa"/>
           </w:tcPr>
-          <w:p/>
-        </w:tc>
-      </w:tr>
-      <w:tr>
-        <w:tc>
-          <w:tcPr>
-            <w:tcW w:w="5427" w:type="dxa"/>
-          </w:tcPr>
           <w:p>
-            <w:pPr>
-              <w:rPr>
-                <w:b/>
-                <w:bCs/>
-              </w:rPr>
-            </w:pPr>
-            <w:r>
-              <w:rPr>
-                <w:b/>
-                <w:bCs/>
-              </w:rPr>
-              <w:t>Documentation</w:t>
+            <w:r>
+              <w:t>2</w:t>
+            </w:r>
+            <w:r>
+              <w:t>6</w:t>
+            </w:r>
+            <w:r>
+              <w:t xml:space="preserve">h </w:t>
+            </w:r>
+            <w:r>
+              <w:t>20</w:t>
+            </w:r>
+            <w:r>
+              <w:t>m</w:t>
             </w:r>
           </w:p>
-        </w:tc>
-        <w:tc>
-          <w:tcPr>
-            <w:tcW w:w="5063" w:type="dxa"/>
-          </w:tcPr>
-          <w:p/>
-        </w:tc>
-      </w:tr>
-      <w:tr>
-        <w:tc>
-          <w:tcPr>
-            <w:tcW w:w="5427" w:type="dxa"/>
-          </w:tcPr>
-          <w:p>
-            <w:pPr>
-              <w:rPr>
-                <w:b/>
-                <w:bCs/>
-              </w:rPr>
-            </w:pPr>
-            <w:r>
-              <w:rPr>
-                <w:b/>
-                <w:bCs/>
-              </w:rPr>
-              <w:t>Logbook preparation</w:t>
-            </w:r>
-          </w:p>
-        </w:tc>
-        <w:tc>
-          <w:tcPr>
-            <w:tcW w:w="5063" w:type="dxa"/>
-          </w:tcPr>
-          <w:p/>
-        </w:tc>
-      </w:tr>
-      <w:tr>
-        <w:tc>
-          <w:tcPr>
-            <w:tcW w:w="5427" w:type="dxa"/>
-          </w:tcPr>
-          <w:p>
-            <w:pPr>
-              <w:rPr>
-                <w:b/>
-                <w:bCs/>
-              </w:rPr>
-            </w:pPr>
-            <w:r>
-              <w:rPr>
-                <w:b/>
-                <w:bCs/>
-              </w:rPr>
-              <w:t>Other</w:t>
-            </w:r>
-          </w:p>
-        </w:tc>
-        <w:tc>
-          <w:tcPr>
-            <w:tcW w:w="5063" w:type="dxa"/>
-          </w:tcPr>
-          <w:p/>
-        </w:tc>
-      </w:tr>
-      <w:tr>
-        <w:tc>
-          <w:tcPr>
-            <w:tcW w:w="5427" w:type="dxa"/>
-          </w:tcPr>
-          <w:p>
-            <w:pPr>
-              <w:rPr>
-                <w:b/>
-                <w:bCs/>
-              </w:rPr>
-            </w:pPr>
-            <w:r>
-              <w:rPr>
-                <w:b/>
-                <w:bCs/>
-              </w:rPr>
-              <w:t>Total hours for this week</w:t>
-            </w:r>
-          </w:p>
-        </w:tc>
-        <w:tc>
-          <w:tcPr>
-            <w:tcW w:w="5063" w:type="dxa"/>
-          </w:tcPr>
-          <w:p/>
         </w:tc>
       </w:tr>
       <w:tr>
@@ -1551,57 +1595,47 @@
     <w:p>
       <w:pPr>
         <w:rPr>
-          <w:b/>
-          <w:bCs/>
           <w:lang w:val="en-NZ"/>
         </w:rPr>
       </w:pPr>
       <w:r>
         <w:rPr>
-          <w:b/>
-          <w:bCs/>
-          <w:lang w:val="en-NZ"/>
-        </w:rPr>
-        <w:t>Client meetings</w:t>
-      </w:r>
-      <w:r>
-        <w:rPr>
-          <w:b/>
-          <w:bCs/>
-          <w:lang w:val="en-NZ"/>
-        </w:rPr>
-        <w:t>:</w:t>
-      </w:r>
-      <w:r>
-        <w:rPr>
-          <w:b/>
-          <w:bCs/>
-          <w:lang w:val="en-NZ"/>
-        </w:rPr>
-        <w:t xml:space="preserve"> </w:t>
+          <w:lang w:val="en-NZ"/>
+        </w:rPr>
+        <w:t>Tuesday 10-12</w:t>
       </w:r>
     </w:p>
     <w:p>
       <w:pPr>
         <w:rPr>
-          <w:lang w:val="en-NZ"/>
-        </w:rPr>
-      </w:pPr>
-      <w:r>
-        <w:rPr>
           <w:b/>
           <w:bCs/>
           <w:lang w:val="en-NZ"/>
         </w:rPr>
-        <w:t>Advisor</w:t>
-      </w:r>
+      </w:pPr>
       <w:r>
         <w:rPr>
           <w:b/>
           <w:bCs/>
           <w:lang w:val="en-NZ"/>
         </w:rPr>
-        <w:t xml:space="preserve"> meetings: </w:t>
+        <w:t>Client meetings</w:t>
+      </w:r>
+      <w:r>
+        <w:rPr>
+          <w:b/>
+          <w:bCs/>
+          <w:lang w:val="en-NZ"/>
+        </w:rPr>
+        <w:t>:</w:t>
+      </w:r>
+      <w:r>
+        <w:rPr>
+          <w:b/>
+          <w:bCs/>
+          <w:lang w:val="en-NZ"/>
+        </w:rPr>
+        <w:t xml:space="preserve"> </w:t>
       </w:r>
     </w:p>
     <w:p>
@@ -1618,7 +1652,7 @@
           <w:bCs/>
           <w:lang w:val="en-NZ"/>
         </w:rPr>
-        <w:t>Documentation</w:t>
+        <w:t>Advisor</w:t>
       </w:r>
       <w:r>
         <w:rPr>
@@ -1626,7 +1660,7 @@
           <w:bCs/>
           <w:lang w:val="en-NZ"/>
         </w:rPr>
-        <w:t>:</w:t>
+        <w:t xml:space="preserve"> meetings: </w:t>
       </w:r>
     </w:p>
     <w:p>
@@ -1639,74 +1673,38 @@
         <w:rPr>
           <w:lang w:val="en-NZ"/>
         </w:rPr>
-        <w:t xml:space="preserve">Monday </w:t>
-      </w:r>
-      <w:r>
-        <w:rPr>
-          <w:lang w:val="en-NZ"/>
-        </w:rPr>
-        <w:t>9-10</w:t>
-      </w:r>
-      <w:r>
-        <w:rPr>
-          <w:lang w:val="en-NZ"/>
-        </w:rPr>
-        <w:t xml:space="preserve">: Working on the </w:t>
-      </w:r>
-      <w:r>
-        <w:rPr>
-          <w:lang w:val="en-NZ"/>
-        </w:rPr>
-        <w:t>poster, trying alternative</w:t>
-      </w:r>
-      <w:r>
-        <w:rPr>
-          <w:lang w:val="en-NZ"/>
-        </w:rPr>
-        <w:t xml:space="preserve"> ways </w:t>
-      </w:r>
-      <w:r>
-        <w:rPr>
-          <w:lang w:val="en-NZ"/>
-        </w:rPr>
-        <w:t>for sections</w:t>
-      </w:r>
-      <w:r>
-        <w:rPr>
-          <w:lang w:val="en-NZ"/>
-        </w:rPr>
-        <w:t xml:space="preserve"> to be laid out.</w:t>
+        <w:t xml:space="preserve">Tuesday </w:t>
+      </w:r>
+      <w:r>
+        <w:rPr>
+          <w:lang w:val="en-NZ"/>
+        </w:rPr>
+        <w:t>9-10 Bryce meeting</w:t>
       </w:r>
     </w:p>
     <w:p>
       <w:pPr>
         <w:rPr>
+          <w:b/>
+          <w:bCs/>
           <w:lang w:val="en-NZ"/>
         </w:rPr>
       </w:pPr>
       <w:r>
         <w:rPr>
-          <w:lang w:val="en-NZ"/>
-        </w:rPr>
-        <w:t xml:space="preserve">Monday </w:t>
-      </w:r>
-      <w:r>
-        <w:rPr>
-          <w:lang w:val="en-NZ"/>
-        </w:rPr>
-        <w:t>10-</w:t>
-      </w:r>
-      <w:r>
-        <w:rPr>
-          <w:lang w:val="en-NZ"/>
-        </w:rPr>
-        <w:t>12:30</w:t>
-      </w:r>
-      <w:r>
-        <w:rPr>
-          <w:lang w:val="en-NZ"/>
-        </w:rPr>
-        <w:t xml:space="preserve"> Helping Sam with his flow charts depicting the report-making process</w:t>
+          <w:b/>
+          <w:bCs/>
+          <w:lang w:val="en-NZ"/>
+        </w:rPr>
+        <w:t>Documentation</w:t>
+      </w:r>
+      <w:r>
+        <w:rPr>
+          <w:b/>
+          <w:bCs/>
+          <w:lang w:val="en-NZ"/>
+        </w:rPr>
+        <w:t>:</w:t>
       </w:r>
     </w:p>
     <w:p>
@@ -1719,7 +1717,431 @@
         <w:rPr>
           <w:lang w:val="en-NZ"/>
         </w:rPr>
-        <w:t>Monday 3-4: More poster.</w:t>
+        <w:t xml:space="preserve">Monday </w:t>
+      </w:r>
+      <w:r>
+        <w:rPr>
+          <w:lang w:val="en-NZ"/>
+        </w:rPr>
+        <w:t>9-10</w:t>
+      </w:r>
+      <w:r>
+        <w:rPr>
+          <w:lang w:val="en-NZ"/>
+        </w:rPr>
+        <w:t xml:space="preserve">: Working on the </w:t>
+      </w:r>
+      <w:r>
+        <w:rPr>
+          <w:lang w:val="en-NZ"/>
+        </w:rPr>
+        <w:t>poster, trying alternative</w:t>
+      </w:r>
+      <w:r>
+        <w:rPr>
+          <w:lang w:val="en-NZ"/>
+        </w:rPr>
+        <w:t xml:space="preserve"> ways </w:t>
+      </w:r>
+      <w:r>
+        <w:rPr>
+          <w:lang w:val="en-NZ"/>
+        </w:rPr>
+        <w:t>for sections</w:t>
+      </w:r>
+      <w:r>
+        <w:rPr>
+          <w:lang w:val="en-NZ"/>
+        </w:rPr>
+        <w:t xml:space="preserve"> to be laid out.</w:t>
+      </w:r>
+    </w:p>
+    <w:p>
+      <w:pPr>
+        <w:rPr>
+          <w:lang w:val="en-NZ"/>
+        </w:rPr>
+      </w:pPr>
+      <w:r>
+        <w:rPr>
+          <w:lang w:val="en-NZ"/>
+        </w:rPr>
+        <w:t xml:space="preserve">Monday </w:t>
+      </w:r>
+      <w:r>
+        <w:rPr>
+          <w:lang w:val="en-NZ"/>
+        </w:rPr>
+        <w:t>10-</w:t>
+      </w:r>
+      <w:r>
+        <w:rPr>
+          <w:lang w:val="en-NZ"/>
+        </w:rPr>
+        <w:t>12:30</w:t>
+      </w:r>
+      <w:r>
+        <w:rPr>
+          <w:lang w:val="en-NZ"/>
+        </w:rPr>
+        <w:t xml:space="preserve"> Helping Sam with his flow charts depicting the report-making process</w:t>
+      </w:r>
+    </w:p>
+    <w:p>
+      <w:pPr>
+        <w:rPr>
+          <w:lang w:val="en-NZ"/>
+        </w:rPr>
+      </w:pPr>
+      <w:r>
+        <w:rPr>
+          <w:lang w:val="en-NZ"/>
+        </w:rPr>
+        <w:lastRenderedPageBreak/>
+        <w:t xml:space="preserve">Monday 3-4: </w:t>
+      </w:r>
+      <w:r>
+        <w:rPr>
+          <w:lang w:val="en-NZ"/>
+        </w:rPr>
+        <w:t>Back to the</w:t>
+      </w:r>
+      <w:r>
+        <w:rPr>
+          <w:lang w:val="en-NZ"/>
+        </w:rPr>
+        <w:t xml:space="preserve"> poster</w:t>
+      </w:r>
+      <w:r>
+        <w:rPr>
+          <w:lang w:val="en-NZ"/>
+        </w:rPr>
+        <w:t>, experimenting more with layouts</w:t>
+      </w:r>
+      <w:r>
+        <w:rPr>
+          <w:lang w:val="en-NZ"/>
+        </w:rPr>
+        <w:t>.</w:t>
+      </w:r>
+    </w:p>
+    <w:p>
+      <w:pPr>
+        <w:rPr>
+          <w:lang w:val="en-NZ"/>
+        </w:rPr>
+      </w:pPr>
+      <w:r>
+        <w:rPr>
+          <w:lang w:val="en-NZ"/>
+        </w:rPr>
+        <w:t>Tuesday</w:t>
+      </w:r>
+      <w:r>
+        <w:rPr>
+          <w:lang w:val="en-NZ"/>
+        </w:rPr>
+        <w:t xml:space="preserve"> 12:30-3: </w:t>
+      </w:r>
+      <w:r>
+        <w:rPr>
+          <w:lang w:val="en-NZ"/>
+        </w:rPr>
+        <w:t xml:space="preserve">Continuing work on poster, </w:t>
+      </w:r>
+      <w:r>
+        <w:rPr>
+          <w:lang w:val="en-NZ"/>
+        </w:rPr>
+        <w:t>checking with the team for the exact sections we want on it:</w:t>
+      </w:r>
+      <w:r>
+        <w:rPr>
+          <w:lang w:val="en-NZ"/>
+        </w:rPr>
+        <w:br/>
+      </w:r>
+      <w:r>
+        <w:t>Background: About the client</w:t>
+      </w:r>
+      <w:r>
+        <w:br/>
+        <w:t>Rationale: Why this project is required</w:t>
+      </w:r>
+      <w:r>
+        <w:br/>
+        <w:t>Objective: What the project needed.</w:t>
+      </w:r>
+      <w:r>
+        <w:br/>
+        <w:t>Method/Approach/Process: How we did it.</w:t>
+      </w:r>
+      <w:r>
+        <w:br/>
+        <w:t>Artefacts: the things that were made.</w:t>
+      </w:r>
+      <w:r>
+        <w:br/>
+        <w:t>Challenges: Technical, Administrative. Issues we ran into.</w:t>
+      </w:r>
+      <w:r>
+        <w:br/>
+        <w:t>Findings: Metrics/outcomes table. What is better for what.</w:t>
+      </w:r>
+      <w:r>
+        <w:br/>
+        <w:t>Future work: What can be done in the future to further this?</w:t>
+      </w:r>
+    </w:p>
+    <w:p>
+      <w:pPr>
+        <w:tabs>
+          <w:tab w:val="left" w:pos="5978"/>
+        </w:tabs>
+        <w:rPr>
+          <w:lang w:val="en-NZ"/>
+        </w:rPr>
+      </w:pPr>
+      <w:r>
+        <w:rPr>
+          <w:lang w:val="en-NZ"/>
+        </w:rPr>
+        <w:t>Wednesday 8:30-1</w:t>
+      </w:r>
+      <w:r>
+        <w:rPr>
+          <w:lang w:val="en-NZ"/>
+        </w:rPr>
+        <w:t>1</w:t>
+      </w:r>
+      <w:r>
+        <w:rPr>
+          <w:lang w:val="en-NZ"/>
+        </w:rPr>
+        <w:t xml:space="preserve">:30 Poster has as much </w:t>
+      </w:r>
+      <w:r>
+        <w:rPr>
+          <w:lang w:val="en-NZ"/>
+        </w:rPr>
+        <w:t>detail a</w:t>
+      </w:r>
+      <w:r>
+        <w:rPr>
+          <w:lang w:val="en-NZ"/>
+        </w:rPr>
+        <w:t xml:space="preserve">s can be done for </w:t>
+      </w:r>
+      <w:r>
+        <w:rPr>
+          <w:lang w:val="en-NZ"/>
+        </w:rPr>
+        <w:t xml:space="preserve">now, until more actual work has been completed </w:t>
+      </w:r>
+      <w:r>
+        <w:rPr>
+          <w:noProof/>
+          <w:lang w:val="en-NZ"/>
+        </w:rPr>
+        <w:drawing>
+          <wp:inline distT="0" distB="0" distL="0" distR="0" wp14:anchorId="099A5405" wp14:editId="346E4E07">
+            <wp:extent cx="5731510" cy="4053840"/>
+            <wp:effectExtent l="0" t="0" r="2540" b="3810"/>
+            <wp:docPr id="742048496" name="Picture 1"/>
+            <wp:cNvGraphicFramePr>
+              <a:graphicFrameLocks xmlns:a="http://schemas.openxmlformats.org/drawingml/2006/main" noChangeAspect="1"/>
+            </wp:cNvGraphicFramePr>
+            <a:graphic xmlns:a="http://schemas.openxmlformats.org/drawingml/2006/main">
+              <a:graphicData uri="http://schemas.openxmlformats.org/drawingml/2006/picture">
+                <pic:pic xmlns:pic="http://schemas.openxmlformats.org/drawingml/2006/picture">
+                  <pic:nvPicPr>
+                    <pic:cNvPr id="742048496" name=""/>
+                    <pic:cNvPicPr/>
+                  </pic:nvPicPr>
+                  <pic:blipFill>
+                    <a:blip r:embed="rId5"/>
+                    <a:stretch>
+                      <a:fillRect/>
+                    </a:stretch>
+                  </pic:blipFill>
+                  <pic:spPr>
+                    <a:xfrm>
+                      <a:off x="0" y="0"/>
+                      <a:ext cx="5731510" cy="4053840"/>
+                    </a:xfrm>
+                    <a:prstGeom prst="rect">
+                      <a:avLst/>
+                    </a:prstGeom>
+                  </pic:spPr>
+                </pic:pic>
+              </a:graphicData>
+            </a:graphic>
+          </wp:inline>
+        </w:drawing>
+      </w:r>
+    </w:p>
+    <w:p>
+      <w:pPr>
+        <w:tabs>
+          <w:tab w:val="left" w:pos="5978"/>
+        </w:tabs>
+        <w:rPr>
+          <w:lang w:val="en-NZ"/>
+        </w:rPr>
+      </w:pPr>
+      <w:r>
+        <w:rPr>
+          <w:lang w:val="en-NZ"/>
+        </w:rPr>
+        <w:t>2</w:t>
+      </w:r>
+      <w:r>
+        <w:rPr>
+          <w:lang w:val="en-NZ"/>
+        </w:rPr>
+        <w:t>:30</w:t>
+      </w:r>
+      <w:r>
+        <w:rPr>
+          <w:lang w:val="en-NZ"/>
+        </w:rPr>
+        <w:t>-4: Started working on making a report on a pcap file.</w:t>
+      </w:r>
+    </w:p>
+    <w:p>
+      <w:pPr>
+        <w:tabs>
+          <w:tab w:val="left" w:pos="5978"/>
+        </w:tabs>
+        <w:rPr>
+          <w:lang w:val="en-NZ"/>
+        </w:rPr>
+      </w:pPr>
+      <w:r>
+        <w:rPr>
+          <w:noProof/>
+          <w:lang w:val="en-NZ"/>
+        </w:rPr>
+        <w:drawing>
+          <wp:inline distT="0" distB="0" distL="0" distR="0" wp14:anchorId="25282151" wp14:editId="6431D9D5">
+            <wp:extent cx="5731510" cy="1635760"/>
+            <wp:effectExtent l="0" t="0" r="2540" b="2540"/>
+            <wp:docPr id="1423582597" name="Picture 1"/>
+            <wp:cNvGraphicFramePr>
+              <a:graphicFrameLocks xmlns:a="http://schemas.openxmlformats.org/drawingml/2006/main" noChangeAspect="1"/>
+            </wp:cNvGraphicFramePr>
+            <a:graphic xmlns:a="http://schemas.openxmlformats.org/drawingml/2006/main">
+              <a:graphicData uri="http://schemas.openxmlformats.org/drawingml/2006/picture">
+                <pic:pic xmlns:pic="http://schemas.openxmlformats.org/drawingml/2006/picture">
+                  <pic:nvPicPr>
+                    <pic:cNvPr id="1423582597" name=""/>
+                    <pic:cNvPicPr/>
+                  </pic:nvPicPr>
+                  <pic:blipFill>
+                    <a:blip r:embed="rId6"/>
+                    <a:stretch>
+                      <a:fillRect/>
+                    </a:stretch>
+                  </pic:blipFill>
+                  <pic:spPr>
+                    <a:xfrm>
+                      <a:off x="0" y="0"/>
+                      <a:ext cx="5731510" cy="1635760"/>
+                    </a:xfrm>
+                    <a:prstGeom prst="rect">
+                      <a:avLst/>
+                    </a:prstGeom>
+                  </pic:spPr>
+                </pic:pic>
+              </a:graphicData>
+            </a:graphic>
+          </wp:inline>
+        </w:drawing>
+      </w:r>
+    </w:p>
+    <w:p>
+      <w:pPr>
+        <w:tabs>
+          <w:tab w:val="left" w:pos="5978"/>
+        </w:tabs>
+        <w:rPr>
+          <w:lang w:val="en-NZ"/>
+        </w:rPr>
+      </w:pPr>
+      <w:r>
+        <w:rPr>
+          <w:lang w:val="en-NZ"/>
+        </w:rPr>
+        <w:lastRenderedPageBreak/>
+        <w:t>Thursday</w:t>
+      </w:r>
+      <w:r>
+        <w:rPr>
+          <w:lang w:val="en-NZ"/>
+        </w:rPr>
+        <w:t xml:space="preserve"> 8:45 – 2:30pm: Finish</w:t>
+      </w:r>
+      <w:r>
+        <w:rPr>
+          <w:lang w:val="en-NZ"/>
+        </w:rPr>
+        <w:t>ed the Wireshark report on evidence03.pcap</w:t>
+      </w:r>
+      <w:r>
+        <w:rPr>
+          <w:lang w:val="en-NZ"/>
+        </w:rPr>
+        <w:t>.</w:t>
+      </w:r>
+    </w:p>
+    <w:p>
+      <w:pPr>
+        <w:tabs>
+          <w:tab w:val="left" w:pos="5978"/>
+        </w:tabs>
+        <w:rPr>
+          <w:lang w:val="en-NZ"/>
+        </w:rPr>
+      </w:pPr>
+      <w:r>
+        <w:rPr>
+          <w:lang w:val="en-NZ"/>
+        </w:rPr>
+        <w:drawing>
+          <wp:inline distT="0" distB="0" distL="0" distR="0" wp14:anchorId="06458395" wp14:editId="3821CF53">
+            <wp:extent cx="5731510" cy="3540760"/>
+            <wp:effectExtent l="0" t="0" r="2540" b="2540"/>
+            <wp:docPr id="132760795" name="Picture 1"/>
+            <wp:cNvGraphicFramePr>
+              <a:graphicFrameLocks xmlns:a="http://schemas.openxmlformats.org/drawingml/2006/main" noChangeAspect="1"/>
+            </wp:cNvGraphicFramePr>
+            <a:graphic xmlns:a="http://schemas.openxmlformats.org/drawingml/2006/main">
+              <a:graphicData uri="http://schemas.openxmlformats.org/drawingml/2006/picture">
+                <pic:pic xmlns:pic="http://schemas.openxmlformats.org/drawingml/2006/picture">
+                  <pic:nvPicPr>
+                    <pic:cNvPr id="132760795" name=""/>
+                    <pic:cNvPicPr/>
+                  </pic:nvPicPr>
+                  <pic:blipFill>
+                    <a:blip r:embed="rId7"/>
+                    <a:stretch>
+                      <a:fillRect/>
+                    </a:stretch>
+                  </pic:blipFill>
+                  <pic:spPr>
+                    <a:xfrm>
+                      <a:off x="0" y="0"/>
+                      <a:ext cx="5731510" cy="3540760"/>
+                    </a:xfrm>
+                    <a:prstGeom prst="rect">
+                      <a:avLst/>
+                    </a:prstGeom>
+                  </pic:spPr>
+                </pic:pic>
+              </a:graphicData>
+            </a:graphic>
+          </wp:inline>
+        </w:drawing>
       </w:r>
     </w:p>
     <w:sectPr>
@@ -2361,7 +2783,6 @@
   <w:style w:type="character" w:default="1" w:styleId="DefaultParagraphFont">
     <w:name w:val="Default Paragraph Font"/>
     <w:uiPriority w:val="1"/>
-    <w:semiHidden/>
     <w:unhideWhenUsed/>
   </w:style>
   <w:style w:type="table" w:default="1" w:styleId="TableNormal">

--- a/Weekly Logs/Dave/Week 12.docx
+++ b/Weekly Logs/Dave/Week 12.docx
@@ -10,6 +10,7 @@
           <w:docPartUnique/>
         </w:docPartObj>
       </w:sdtPr>
+      <w:sdtEndPr/>
       <w:sdtContent>
         <w:p/>
         <w:p>
@@ -548,6 +549,7 @@
                                   <w:dataBinding w:prefixMappings="xmlns:ns0='http://purl.org/dc/elements/1.1/' xmlns:ns1='http://schemas.openxmlformats.org/package/2006/metadata/core-properties' " w:xpath="/ns1:coreProperties[1]/ns0:subject[1]" w:storeItemID="{6C3C8BC8-F283-45AE-878A-BAB7291924A1}"/>
                                   <w:text/>
                                 </w:sdtPr>
+                                <w:sdtEndPr/>
                                 <w:sdtContent>
                                   <w:p>
                                     <w:pPr>
@@ -595,6 +597,7 @@
                                   <w:dataBinding w:prefixMappings="xmlns:ns0='http://purl.org/dc/elements/1.1/' xmlns:ns1='http://schemas.openxmlformats.org/package/2006/metadata/core-properties' " w:xpath="/ns1:coreProperties[1]/ns0:creator[1]" w:storeItemID="{6C3C8BC8-F283-45AE-878A-BAB7291924A1}"/>
                                   <w:text/>
                                 </w:sdtPr>
+                                <w:sdtEndPr/>
                                 <w:sdtContent>
                                   <w:p>
                                     <w:pPr>
@@ -822,6 +825,7 @@
                                     <w:calendar w:val="gregorian"/>
                                   </w:date>
                                 </w:sdtPr>
+                                <w:sdtEndPr/>
                                 <w:sdtContent>
                                   <w:p>
                                     <w:pPr>
@@ -1265,7 +1269,7 @@
           </w:tcPr>
           <w:p>
             <w:r>
-              <w:t>1</w:t>
+              <w:t>3</w:t>
             </w:r>
           </w:p>
         </w:tc>
@@ -1301,6 +1305,9 @@
             </w:r>
             <w:r>
               <w:t xml:space="preserve">h </w:t>
+            </w:r>
+            <w:r>
+              <w:t>3</w:t>
             </w:r>
             <w:r>
               <w:t>5</w:t>
@@ -1398,7 +1405,7 @@
           </w:tcPr>
           <w:p>
             <w:r>
-              <w:t>10</w:t>
+              <w:t>11h 30m</w:t>
             </w:r>
           </w:p>
         </w:tc>
@@ -1490,19 +1497,16 @@
           </w:tcPr>
           <w:p>
             <w:r>
+              <w:t>30</w:t>
+            </w:r>
+            <w:r>
+              <w:t xml:space="preserve">h </w:t>
+            </w:r>
+            <w:r>
               <w:t>2</w:t>
             </w:r>
             <w:r>
-              <w:t>6</w:t>
-            </w:r>
-            <w:r>
-              <w:t xml:space="preserve">h </w:t>
-            </w:r>
-            <w:r>
-              <w:t>20</w:t>
-            </w:r>
-            <w:r>
-              <w:t>m</w:t>
+              <w:t>0m</w:t>
             </w:r>
           </w:p>
         </w:tc>
@@ -1539,7 +1543,11 @@
           <w:tcPr>
             <w:tcW w:w="5063" w:type="dxa"/>
           </w:tcPr>
-          <w:p/>
+          <w:p>
+            <w:r>
+              <w:t>258h 25m + This week total</w:t>
+            </w:r>
+          </w:p>
         </w:tc>
       </w:tr>
     </w:tbl>
@@ -1685,75 +1693,43 @@
     <w:p>
       <w:pPr>
         <w:rPr>
-          <w:b/>
-          <w:bCs/>
           <w:lang w:val="en-NZ"/>
         </w:rPr>
       </w:pPr>
       <w:r>
         <w:rPr>
-          <w:b/>
-          <w:bCs/>
-          <w:lang w:val="en-NZ"/>
-        </w:rPr>
-        <w:t>Documentation</w:t>
-      </w:r>
-      <w:r>
-        <w:rPr>
-          <w:b/>
-          <w:bCs/>
-          <w:lang w:val="en-NZ"/>
-        </w:rPr>
-        <w:t>:</w:t>
+          <w:lang w:val="en-NZ"/>
+        </w:rPr>
+        <w:t>Friday</w:t>
+      </w:r>
+      <w:r>
+        <w:rPr>
+          <w:lang w:val="en-NZ"/>
+        </w:rPr>
+        <w:t xml:space="preserve"> 9-11 Bryce meeting. Discussed previous groups’ reflections, </w:t>
+      </w:r>
+      <w:r>
+        <w:rPr>
+          <w:lang w:val="en-NZ"/>
+        </w:rPr>
+        <w:t>our amount of hours, the state of our poster.</w:t>
       </w:r>
     </w:p>
     <w:p>
       <w:pPr>
         <w:rPr>
+          <w:b/>
+          <w:bCs/>
           <w:lang w:val="en-NZ"/>
         </w:rPr>
       </w:pPr>
       <w:r>
         <w:rPr>
-          <w:lang w:val="en-NZ"/>
-        </w:rPr>
-        <w:t xml:space="preserve">Monday </w:t>
-      </w:r>
-      <w:r>
-        <w:rPr>
-          <w:lang w:val="en-NZ"/>
-        </w:rPr>
-        <w:t>9-10</w:t>
-      </w:r>
-      <w:r>
-        <w:rPr>
-          <w:lang w:val="en-NZ"/>
-        </w:rPr>
-        <w:t xml:space="preserve">: Working on the </w:t>
-      </w:r>
-      <w:r>
-        <w:rPr>
-          <w:lang w:val="en-NZ"/>
-        </w:rPr>
-        <w:t>poster, trying alternative</w:t>
-      </w:r>
-      <w:r>
-        <w:rPr>
-          <w:lang w:val="en-NZ"/>
-        </w:rPr>
-        <w:t xml:space="preserve"> ways </w:t>
-      </w:r>
-      <w:r>
-        <w:rPr>
-          <w:lang w:val="en-NZ"/>
-        </w:rPr>
-        <w:t>for sections</w:t>
-      </w:r>
-      <w:r>
-        <w:rPr>
-          <w:lang w:val="en-NZ"/>
-        </w:rPr>
-        <w:t xml:space="preserve"> to be laid out.</w:t>
+          <w:b/>
+          <w:bCs/>
+          <w:lang w:val="en-NZ"/>
+        </w:rPr>
+        <w:t>Research</w:t>
       </w:r>
     </w:p>
     <w:p>
@@ -1766,131 +1742,13 @@
         <w:rPr>
           <w:lang w:val="en-NZ"/>
         </w:rPr>
-        <w:t xml:space="preserve">Monday </w:t>
-      </w:r>
-      <w:r>
-        <w:rPr>
-          <w:lang w:val="en-NZ"/>
-        </w:rPr>
-        <w:t>10-</w:t>
-      </w:r>
-      <w:r>
-        <w:rPr>
-          <w:lang w:val="en-NZ"/>
-        </w:rPr>
-        <w:t>12:30</w:t>
-      </w:r>
-      <w:r>
-        <w:rPr>
-          <w:lang w:val="en-NZ"/>
-        </w:rPr>
-        <w:t xml:space="preserve"> Helping Sam with his flow charts depicting the report-making process</w:t>
-      </w:r>
-    </w:p>
-    <w:p>
-      <w:pPr>
-        <w:rPr>
-          <w:lang w:val="en-NZ"/>
-        </w:rPr>
-      </w:pPr>
-      <w:r>
-        <w:rPr>
-          <w:lang w:val="en-NZ"/>
-        </w:rPr>
-        <w:lastRenderedPageBreak/>
-        <w:t xml:space="preserve">Monday 3-4: </w:t>
-      </w:r>
-      <w:r>
-        <w:rPr>
-          <w:lang w:val="en-NZ"/>
-        </w:rPr>
-        <w:t>Back to the</w:t>
-      </w:r>
-      <w:r>
-        <w:rPr>
-          <w:lang w:val="en-NZ"/>
-        </w:rPr>
-        <w:t xml:space="preserve"> poster</w:t>
-      </w:r>
-      <w:r>
-        <w:rPr>
-          <w:lang w:val="en-NZ"/>
-        </w:rPr>
-        <w:t>, experimenting more with layouts</w:t>
-      </w:r>
-      <w:r>
-        <w:rPr>
-          <w:lang w:val="en-NZ"/>
-        </w:rPr>
-        <w:t>.</w:t>
-      </w:r>
-    </w:p>
-    <w:p>
-      <w:pPr>
-        <w:rPr>
-          <w:lang w:val="en-NZ"/>
-        </w:rPr>
-      </w:pPr>
-      <w:r>
-        <w:rPr>
-          <w:lang w:val="en-NZ"/>
-        </w:rPr>
-        <w:t>Tuesday</w:t>
-      </w:r>
-      <w:r>
-        <w:rPr>
-          <w:lang w:val="en-NZ"/>
-        </w:rPr>
-        <w:t xml:space="preserve"> 12:30-3: </w:t>
-      </w:r>
-      <w:r>
-        <w:rPr>
-          <w:lang w:val="en-NZ"/>
-        </w:rPr>
-        <w:t xml:space="preserve">Continuing work on poster, </w:t>
-      </w:r>
-      <w:r>
-        <w:rPr>
-          <w:lang w:val="en-NZ"/>
-        </w:rPr>
-        <w:t>checking with the team for the exact sections we want on it:</w:t>
-      </w:r>
-      <w:r>
-        <w:rPr>
-          <w:lang w:val="en-NZ"/>
-        </w:rPr>
-        <w:br/>
-      </w:r>
-      <w:r>
-        <w:t>Background: About the client</w:t>
-      </w:r>
-      <w:r>
-        <w:br/>
-        <w:t>Rationale: Why this project is required</w:t>
-      </w:r>
-      <w:r>
-        <w:br/>
-        <w:t>Objective: What the project needed.</w:t>
-      </w:r>
-      <w:r>
-        <w:br/>
-        <w:t>Method/Approach/Process: How we did it.</w:t>
-      </w:r>
-      <w:r>
-        <w:br/>
-        <w:t>Artefacts: the things that were made.</w:t>
-      </w:r>
-      <w:r>
-        <w:br/>
-        <w:t>Challenges: Technical, Administrative. Issues we ran into.</w:t>
-      </w:r>
-      <w:r>
-        <w:br/>
-        <w:t>Findings: Metrics/outcomes table. What is better for what.</w:t>
-      </w:r>
-      <w:r>
-        <w:br/>
-        <w:t>Future work: What can be done in the future to further this?</w:t>
+        <w:t>S</w:t>
+      </w:r>
+      <w:r>
+        <w:rPr>
+          <w:lang w:val="en-NZ"/>
+        </w:rPr>
+        <w:t>ee research log</w:t>
       </w:r>
     </w:p>
     <w:p>
@@ -1899,52 +1757,316 @@
           <w:tab w:val="left" w:pos="5978"/>
         </w:tabs>
         <w:rPr>
+          <w:b/>
+          <w:bCs/>
           <w:lang w:val="en-NZ"/>
         </w:rPr>
       </w:pPr>
       <w:r>
         <w:rPr>
-          <w:lang w:val="en-NZ"/>
-        </w:rPr>
-        <w:t>Wednesday 8:30-1</w:t>
-      </w:r>
-      <w:r>
-        <w:rPr>
-          <w:lang w:val="en-NZ"/>
-        </w:rPr>
-        <w:t>1</w:t>
-      </w:r>
-      <w:r>
-        <w:rPr>
-          <w:lang w:val="en-NZ"/>
-        </w:rPr>
-        <w:t xml:space="preserve">:30 Poster has as much </w:t>
-      </w:r>
-      <w:r>
-        <w:rPr>
-          <w:lang w:val="en-NZ"/>
-        </w:rPr>
-        <w:t>detail a</w:t>
-      </w:r>
-      <w:r>
-        <w:rPr>
-          <w:lang w:val="en-NZ"/>
-        </w:rPr>
-        <w:t xml:space="preserve">s can be done for </w:t>
-      </w:r>
-      <w:r>
-        <w:rPr>
-          <w:lang w:val="en-NZ"/>
-        </w:rPr>
-        <w:t xml:space="preserve">now, until more actual work has been completed </w:t>
-      </w:r>
+          <w:b/>
+          <w:bCs/>
+          <w:lang w:val="en-NZ"/>
+        </w:rPr>
+        <w:lastRenderedPageBreak/>
+        <w:t>Development</w:t>
+      </w:r>
+    </w:p>
+    <w:p>
+      <w:pPr>
+        <w:tabs>
+          <w:tab w:val="left" w:pos="5978"/>
+        </w:tabs>
+        <w:rPr>
+          <w:lang w:val="en-NZ"/>
+        </w:rPr>
+      </w:pPr>
+      <w:r>
+        <w:rPr>
+          <w:lang w:val="en-NZ"/>
+        </w:rPr>
+        <w:t>2</w:t>
+      </w:r>
+      <w:r>
+        <w:rPr>
+          <w:lang w:val="en-NZ"/>
+        </w:rPr>
+        <w:t>:30</w:t>
+      </w:r>
+      <w:r>
+        <w:rPr>
+          <w:lang w:val="en-NZ"/>
+        </w:rPr>
+        <w:t>-4: Started working on making a report on a pcap file.</w:t>
+      </w:r>
+    </w:p>
+    <w:p>
+      <w:pPr>
+        <w:tabs>
+          <w:tab w:val="left" w:pos="5978"/>
+        </w:tabs>
+        <w:rPr>
+          <w:lang w:val="en-NZ"/>
+        </w:rPr>
+      </w:pPr>
       <w:r>
         <w:rPr>
           <w:noProof/>
           <w:lang w:val="en-NZ"/>
         </w:rPr>
         <w:drawing>
-          <wp:inline distT="0" distB="0" distL="0" distR="0" wp14:anchorId="099A5405" wp14:editId="346E4E07">
+          <wp:inline distT="0" distB="0" distL="0" distR="0" wp14:anchorId="25282151" wp14:editId="6431D9D5">
+            <wp:extent cx="5731510" cy="1635760"/>
+            <wp:effectExtent l="0" t="0" r="2540" b="2540"/>
+            <wp:docPr id="1423582597" name="Picture 1"/>
+            <wp:cNvGraphicFramePr>
+              <a:graphicFrameLocks xmlns:a="http://schemas.openxmlformats.org/drawingml/2006/main" noChangeAspect="1"/>
+            </wp:cNvGraphicFramePr>
+            <a:graphic xmlns:a="http://schemas.openxmlformats.org/drawingml/2006/main">
+              <a:graphicData uri="http://schemas.openxmlformats.org/drawingml/2006/picture">
+                <pic:pic xmlns:pic="http://schemas.openxmlformats.org/drawingml/2006/picture">
+                  <pic:nvPicPr>
+                    <pic:cNvPr id="1423582597" name=""/>
+                    <pic:cNvPicPr/>
+                  </pic:nvPicPr>
+                  <pic:blipFill>
+                    <a:blip r:embed="rId5"/>
+                    <a:stretch>
+                      <a:fillRect/>
+                    </a:stretch>
+                  </pic:blipFill>
+                  <pic:spPr>
+                    <a:xfrm>
+                      <a:off x="0" y="0"/>
+                      <a:ext cx="5731510" cy="1635760"/>
+                    </a:xfrm>
+                    <a:prstGeom prst="rect">
+                      <a:avLst/>
+                    </a:prstGeom>
+                  </pic:spPr>
+                </pic:pic>
+              </a:graphicData>
+            </a:graphic>
+          </wp:inline>
+        </w:drawing>
+      </w:r>
+    </w:p>
+    <w:p>
+      <w:pPr>
+        <w:tabs>
+          <w:tab w:val="left" w:pos="5978"/>
+        </w:tabs>
+        <w:rPr>
+          <w:lang w:val="en-NZ"/>
+        </w:rPr>
+      </w:pPr>
+      <w:r>
+        <w:rPr>
+          <w:lang w:val="en-NZ"/>
+        </w:rPr>
+        <w:t>Thursday</w:t>
+      </w:r>
+      <w:r>
+        <w:rPr>
+          <w:lang w:val="en-NZ"/>
+        </w:rPr>
+        <w:t xml:space="preserve"> 8:45 – 2:30pm: Finish</w:t>
+      </w:r>
+      <w:r>
+        <w:rPr>
+          <w:lang w:val="en-NZ"/>
+        </w:rPr>
+        <w:t>ed the Wireshark report on evidence03.pcap</w:t>
+      </w:r>
+      <w:r>
+        <w:rPr>
+          <w:lang w:val="en-NZ"/>
+        </w:rPr>
+        <w:t>.</w:t>
+      </w:r>
+    </w:p>
+    <w:p>
+      <w:pPr>
+        <w:tabs>
+          <w:tab w:val="left" w:pos="5978"/>
+        </w:tabs>
+        <w:rPr>
+          <w:lang w:val="en-NZ"/>
+        </w:rPr>
+      </w:pPr>
+      <w:r>
+        <w:rPr>
+          <w:noProof/>
+          <w:lang w:val="en-NZ"/>
+        </w:rPr>
+        <w:drawing>
+          <wp:inline distT="0" distB="0" distL="0" distR="0" wp14:anchorId="06458395" wp14:editId="3821CF53">
+            <wp:extent cx="5731510" cy="3540760"/>
+            <wp:effectExtent l="0" t="0" r="2540" b="2540"/>
+            <wp:docPr id="132760795" name="Picture 1"/>
+            <wp:cNvGraphicFramePr>
+              <a:graphicFrameLocks xmlns:a="http://schemas.openxmlformats.org/drawingml/2006/main" noChangeAspect="1"/>
+            </wp:cNvGraphicFramePr>
+            <a:graphic xmlns:a="http://schemas.openxmlformats.org/drawingml/2006/main">
+              <a:graphicData uri="http://schemas.openxmlformats.org/drawingml/2006/picture">
+                <pic:pic xmlns:pic="http://schemas.openxmlformats.org/drawingml/2006/picture">
+                  <pic:nvPicPr>
+                    <pic:cNvPr id="132760795" name=""/>
+                    <pic:cNvPicPr/>
+                  </pic:nvPicPr>
+                  <pic:blipFill>
+                    <a:blip r:embed="rId6"/>
+                    <a:stretch>
+                      <a:fillRect/>
+                    </a:stretch>
+                  </pic:blipFill>
+                  <pic:spPr>
+                    <a:xfrm>
+                      <a:off x="0" y="0"/>
+                      <a:ext cx="5731510" cy="3540760"/>
+                    </a:xfrm>
+                    <a:prstGeom prst="rect">
+                      <a:avLst/>
+                    </a:prstGeom>
+                  </pic:spPr>
+                </pic:pic>
+              </a:graphicData>
+            </a:graphic>
+          </wp:inline>
+        </w:drawing>
+      </w:r>
+    </w:p>
+    <w:p>
+      <w:pPr>
+        <w:rPr>
+          <w:b/>
+          <w:bCs/>
+          <w:lang w:val="en-NZ"/>
+        </w:rPr>
+      </w:pPr>
+      <w:r>
+        <w:rPr>
+          <w:b/>
+          <w:bCs/>
+          <w:lang w:val="en-NZ"/>
+        </w:rPr>
+        <w:t>Documentation</w:t>
+      </w:r>
+    </w:p>
+    <w:p>
+      <w:pPr>
+        <w:rPr>
+          <w:lang w:val="en-NZ"/>
+        </w:rPr>
+      </w:pPr>
+      <w:r>
+        <w:rPr>
+          <w:lang w:val="en-NZ"/>
+        </w:rPr>
+        <w:t>Monday 9-10: Working on the poster, trying alternative ways for sections to be laid out.</w:t>
+      </w:r>
+    </w:p>
+    <w:p>
+      <w:pPr>
+        <w:rPr>
+          <w:lang w:val="en-NZ"/>
+        </w:rPr>
+      </w:pPr>
+      <w:r>
+        <w:rPr>
+          <w:lang w:val="en-NZ"/>
+        </w:rPr>
+        <w:t>Monday 10-12:30 Helping Sam with his flow charts depicting the report-making process</w:t>
+      </w:r>
+    </w:p>
+    <w:p>
+      <w:pPr>
+        <w:rPr>
+          <w:lang w:val="en-NZ"/>
+        </w:rPr>
+      </w:pPr>
+      <w:r>
+        <w:rPr>
+          <w:lang w:val="en-NZ"/>
+        </w:rPr>
+        <w:t>Monday 3-4: Back to the poster, experimenting more with layouts.</w:t>
+      </w:r>
+    </w:p>
+    <w:p>
+      <w:pPr>
+        <w:rPr>
+          <w:lang w:val="en-NZ"/>
+        </w:rPr>
+      </w:pPr>
+      <w:r>
+        <w:rPr>
+          <w:lang w:val="en-NZ"/>
+        </w:rPr>
+        <w:t>Tuesday 12:30-3: Continuing work on poster, checking with the team for the exact sections we want on it:</w:t>
+      </w:r>
+      <w:r>
+        <w:rPr>
+          <w:lang w:val="en-NZ"/>
+        </w:rPr>
+        <w:br/>
+      </w:r>
+      <w:r>
+        <w:t>Background: About the client</w:t>
+      </w:r>
+      <w:r>
+        <w:br/>
+        <w:t>Rationale: Why this project is required</w:t>
+      </w:r>
+      <w:r>
+        <w:br/>
+        <w:t>Objective: What the project needed.</w:t>
+      </w:r>
+      <w:r>
+        <w:br/>
+        <w:t>Method/Approach/Process: How we did it.</w:t>
+      </w:r>
+      <w:r>
+        <w:br/>
+      </w:r>
+      <w:r>
+        <w:lastRenderedPageBreak/>
+        <w:t>Artefacts: the things that were made.</w:t>
+      </w:r>
+      <w:r>
+        <w:br/>
+        <w:t>Challenges: Technical, Administrative. Issues we ran into.</w:t>
+      </w:r>
+      <w:r>
+        <w:br/>
+        <w:t>Findings: Metrics/outcomes table. What is better for what.</w:t>
+      </w:r>
+      <w:r>
+        <w:br/>
+        <w:t>Future work: What can be done in the future to further this?</w:t>
+      </w:r>
+    </w:p>
+    <w:p>
+      <w:pPr>
+        <w:tabs>
+          <w:tab w:val="left" w:pos="5978"/>
+        </w:tabs>
+        <w:rPr>
+          <w:lang w:val="en-NZ"/>
+        </w:rPr>
+      </w:pPr>
+      <w:r>
+        <w:rPr>
+          <w:lang w:val="en-NZ"/>
+        </w:rPr>
+        <w:t xml:space="preserve">Wednesday 8:30-11:30 Poster has as much detail as can be done for now, until more actual work has been completed </w:t>
+      </w:r>
+      <w:r>
+        <w:rPr>
+          <w:noProof/>
+          <w:lang w:val="en-NZ"/>
+        </w:rPr>
+        <w:drawing>
+          <wp:inline distT="0" distB="0" distL="0" distR="0" wp14:anchorId="4CB06D9B" wp14:editId="2769AA01">
             <wp:extent cx="5731510" cy="4053840"/>
             <wp:effectExtent l="0" t="0" r="2540" b="3810"/>
             <wp:docPr id="742048496" name="Picture 1"/>
@@ -1959,7 +2081,7 @@
                     <pic:cNvPicPr/>
                   </pic:nvPicPr>
                   <pic:blipFill>
-                    <a:blip r:embed="rId5"/>
+                    <a:blip r:embed="rId7"/>
                     <a:stretch>
                       <a:fillRect/>
                     </a:stretch>
@@ -1993,19 +2115,13 @@
         <w:rPr>
           <w:lang w:val="en-NZ"/>
         </w:rPr>
-        <w:t>2</w:t>
-      </w:r>
-      <w:r>
-        <w:rPr>
-          <w:lang w:val="en-NZ"/>
-        </w:rPr>
-        <w:t>:30</w:t>
-      </w:r>
-      <w:r>
-        <w:rPr>
-          <w:lang w:val="en-NZ"/>
-        </w:rPr>
-        <w:t>-4: Started working on making a report on a pcap file.</w:t>
+        <w:t>Thursday 3-4:30pm: Started doing my section of the Self Management Review.</w:t>
+      </w:r>
+      <w:r>
+        <w:rPr>
+          <w:lang w:val="en-NZ"/>
+        </w:rPr>
+        <w:t xml:space="preserve"> Selected which weeks’ logbooks I would be reflecting on: 4 and </w:t>
       </w:r>
     </w:p>
     <w:p>
@@ -2019,14 +2135,14 @@
       </w:pPr>
       <w:r>
         <w:rPr>
-          <w:noProof/>
-          <w:lang w:val="en-NZ"/>
-        </w:rPr>
+          <w:lang w:val="en-NZ"/>
+        </w:rPr>
+        <w:lastRenderedPageBreak/>
         <w:drawing>
-          <wp:inline distT="0" distB="0" distL="0" distR="0" wp14:anchorId="25282151" wp14:editId="6431D9D5">
-            <wp:extent cx="5731510" cy="1635760"/>
-            <wp:effectExtent l="0" t="0" r="2540" b="2540"/>
-            <wp:docPr id="1423582597" name="Picture 1"/>
+          <wp:inline distT="0" distB="0" distL="0" distR="0" wp14:anchorId="130797D6" wp14:editId="37B9B55C">
+            <wp:extent cx="5731510" cy="4171315"/>
+            <wp:effectExtent l="0" t="0" r="2540" b="635"/>
+            <wp:docPr id="1246519138" name="Picture 1"/>
             <wp:cNvGraphicFramePr>
               <a:graphicFrameLocks xmlns:a="http://schemas.openxmlformats.org/drawingml/2006/main" noChangeAspect="1"/>
             </wp:cNvGraphicFramePr>
@@ -2034,11 +2150,11 @@
               <a:graphicData uri="http://schemas.openxmlformats.org/drawingml/2006/picture">
                 <pic:pic xmlns:pic="http://schemas.openxmlformats.org/drawingml/2006/picture">
                   <pic:nvPicPr>
-                    <pic:cNvPr id="1423582597" name=""/>
+                    <pic:cNvPr id="1246519138" name=""/>
                     <pic:cNvPicPr/>
                   </pic:nvPicPr>
                   <pic:blipFill>
-                    <a:blip r:embed="rId6"/>
+                    <a:blip r:embed="rId8"/>
                     <a:stretch>
                       <a:fillRect/>
                     </a:stretch>
@@ -2046,7 +2162,7 @@
                   <pic:spPr>
                     <a:xfrm>
                       <a:off x="0" y="0"/>
-                      <a:ext cx="5731510" cy="1635760"/>
+                      <a:ext cx="5731510" cy="4171315"/>
                     </a:xfrm>
                     <a:prstGeom prst="rect">
                       <a:avLst/>
@@ -2072,26 +2188,25 @@
         <w:rPr>
           <w:lang w:val="en-NZ"/>
         </w:rPr>
-        <w:lastRenderedPageBreak/>
-        <w:t>Thursday</w:t>
-      </w:r>
-      <w:r>
-        <w:rPr>
-          <w:lang w:val="en-NZ"/>
-        </w:rPr>
-        <w:t xml:space="preserve"> 8:45 – 2:30pm: Finish</w:t>
-      </w:r>
-      <w:r>
-        <w:rPr>
-          <w:lang w:val="en-NZ"/>
-        </w:rPr>
-        <w:t>ed the Wireshark report on evidence03.pcap</w:t>
-      </w:r>
-      <w:r>
-        <w:rPr>
-          <w:lang w:val="en-NZ"/>
-        </w:rPr>
-        <w:t>.</w:t>
+        <w:t>Friday</w:t>
+      </w:r>
+      <w:r>
+        <w:rPr>
+          <w:lang w:val="en-NZ"/>
+        </w:rPr>
+        <w:t xml:space="preserve"> 12:30 - 3: Continued</w:t>
+      </w:r>
+      <w:r>
+        <w:rPr>
+          <w:lang w:val="en-NZ"/>
+        </w:rPr>
+        <w:t xml:space="preserve"> work on the Self Management Review</w:t>
+      </w:r>
+      <w:r>
+        <w:rPr>
+          <w:lang w:val="en-NZ"/>
+        </w:rPr>
+        <w:t>, writing my review for week 10.</w:t>
       </w:r>
     </w:p>
     <w:p>
@@ -2103,46 +2218,6 @@
           <w:lang w:val="en-NZ"/>
         </w:rPr>
       </w:pPr>
-      <w:r>
-        <w:rPr>
-          <w:lang w:val="en-NZ"/>
-        </w:rPr>
-        <w:drawing>
-          <wp:inline distT="0" distB="0" distL="0" distR="0" wp14:anchorId="06458395" wp14:editId="3821CF53">
-            <wp:extent cx="5731510" cy="3540760"/>
-            <wp:effectExtent l="0" t="0" r="2540" b="2540"/>
-            <wp:docPr id="132760795" name="Picture 1"/>
-            <wp:cNvGraphicFramePr>
-              <a:graphicFrameLocks xmlns:a="http://schemas.openxmlformats.org/drawingml/2006/main" noChangeAspect="1"/>
-            </wp:cNvGraphicFramePr>
-            <a:graphic xmlns:a="http://schemas.openxmlformats.org/drawingml/2006/main">
-              <a:graphicData uri="http://schemas.openxmlformats.org/drawingml/2006/picture">
-                <pic:pic xmlns:pic="http://schemas.openxmlformats.org/drawingml/2006/picture">
-                  <pic:nvPicPr>
-                    <pic:cNvPr id="132760795" name=""/>
-                    <pic:cNvPicPr/>
-                  </pic:nvPicPr>
-                  <pic:blipFill>
-                    <a:blip r:embed="rId7"/>
-                    <a:stretch>
-                      <a:fillRect/>
-                    </a:stretch>
-                  </pic:blipFill>
-                  <pic:spPr>
-                    <a:xfrm>
-                      <a:off x="0" y="0"/>
-                      <a:ext cx="5731510" cy="3540760"/>
-                    </a:xfrm>
-                    <a:prstGeom prst="rect">
-                      <a:avLst/>
-                    </a:prstGeom>
-                  </pic:spPr>
-                </pic:pic>
-              </a:graphicData>
-            </a:graphic>
-          </wp:inline>
-        </w:drawing>
-      </w:r>
     </w:p>
     <w:sectPr>
       <w:pgSz w:w="11906" w:h="16838"/>
@@ -2783,6 +2858,7 @@
   <w:style w:type="character" w:default="1" w:styleId="DefaultParagraphFont">
     <w:name w:val="Default Paragraph Font"/>
     <w:uiPriority w:val="1"/>
+    <w:semiHidden/>
     <w:unhideWhenUsed/>
   </w:style>
   <w:style w:type="table" w:default="1" w:styleId="TableNormal">

--- a/Weekly Logs/Dave/Week 12.docx
+++ b/Weekly Logs/Dave/Week 12.docx
@@ -661,6 +661,7 @@
                             <w:dataBinding w:prefixMappings="xmlns:ns0='http://purl.org/dc/elements/1.1/' xmlns:ns1='http://schemas.openxmlformats.org/package/2006/metadata/core-properties' " w:xpath="/ns1:coreProperties[1]/ns0:subject[1]" w:storeItemID="{6C3C8BC8-F283-45AE-878A-BAB7291924A1}"/>
                             <w:text/>
                           </w:sdtPr>
+                          <w:sdtEndPr/>
                           <w:sdtContent>
                             <w:p>
                               <w:pPr>
@@ -708,6 +709,7 @@
                             <w:dataBinding w:prefixMappings="xmlns:ns0='http://purl.org/dc/elements/1.1/' xmlns:ns1='http://schemas.openxmlformats.org/package/2006/metadata/core-properties' " w:xpath="/ns1:coreProperties[1]/ns0:creator[1]" w:storeItemID="{6C3C8BC8-F283-45AE-878A-BAB7291924A1}"/>
                             <w:text/>
                           </w:sdtPr>
+                          <w:sdtEndPr/>
                           <w:sdtContent>
                             <w:p>
                               <w:pPr>
@@ -892,6 +894,7 @@
                               <w:calendar w:val="gregorian"/>
                             </w:date>
                           </w:sdtPr>
+                          <w:sdtEndPr/>
                           <w:sdtContent>
                             <w:p>
                               <w:pPr>
@@ -1301,19 +1304,10 @@
           </w:tcPr>
           <w:p>
             <w:r>
-              <w:t>3</w:t>
-            </w:r>
-            <w:r>
-              <w:t xml:space="preserve">h </w:t>
-            </w:r>
-            <w:r>
-              <w:t>3</w:t>
-            </w:r>
-            <w:r>
-              <w:t>5</w:t>
-            </w:r>
-            <w:r>
-              <w:t>m</w:t>
+              <w:t xml:space="preserve">4h </w:t>
+            </w:r>
+            <w:r>
+              <w:t>45</w:t>
             </w:r>
           </w:p>
         </w:tc>
@@ -1405,7 +1399,7 @@
           </w:tcPr>
           <w:p>
             <w:r>
-              <w:t>11h 30m</w:t>
+              <w:t>14</w:t>
             </w:r>
           </w:p>
         </w:tc>
@@ -1497,16 +1491,10 @@
           </w:tcPr>
           <w:p>
             <w:r>
-              <w:t>30</w:t>
-            </w:r>
-            <w:r>
-              <w:t xml:space="preserve">h </w:t>
-            </w:r>
-            <w:r>
-              <w:t>2</w:t>
-            </w:r>
-            <w:r>
-              <w:t>0m</w:t>
+              <w:t>3</w:t>
+            </w:r>
+            <w:r>
+              <w:t>4h</w:t>
             </w:r>
           </w:p>
         </w:tc>
@@ -1545,7 +1533,7 @@
           </w:tcPr>
           <w:p>
             <w:r>
-              <w:t>258h 25m + This week total</w:t>
+              <w:t>292h 25m</w:t>
             </w:r>
           </w:p>
         </w:tc>
@@ -1689,6 +1677,44 @@
         </w:rPr>
         <w:t>9-10 Bryce meeting</w:t>
       </w:r>
+      <w:r>
+        <w:rPr>
+          <w:lang w:val="en-NZ"/>
+        </w:rPr>
+        <w:t xml:space="preserve">. Discussed context windows, </w:t>
+      </w:r>
+      <w:r>
+        <w:rPr>
+          <w:lang w:val="en-NZ"/>
+        </w:rPr>
+        <w:t xml:space="preserve">Base 64 encoding, and </w:t>
+      </w:r>
+      <w:proofErr w:type="spellStart"/>
+      <w:r>
+        <w:rPr>
+          <w:lang w:val="en-NZ"/>
+        </w:rPr>
+        <w:t>wireshark</w:t>
+      </w:r>
+      <w:proofErr w:type="spellEnd"/>
+      <w:r>
+        <w:rPr>
+          <w:lang w:val="en-NZ"/>
+        </w:rPr>
+        <w:t xml:space="preserve"> scans. Bryce gave us advice on selecting the weeks to </w:t>
+      </w:r>
+      <w:r>
+        <w:rPr>
+          <w:lang w:val="en-NZ"/>
+        </w:rPr>
+        <w:t>talk</w:t>
+      </w:r>
+      <w:r>
+        <w:rPr>
+          <w:lang w:val="en-NZ"/>
+        </w:rPr>
+        <w:t xml:space="preserve"> about in the Review.</w:t>
+      </w:r>
     </w:p>
     <w:p>
       <w:pPr>
@@ -1712,7 +1738,21 @@
         <w:rPr>
           <w:lang w:val="en-NZ"/>
         </w:rPr>
-        <w:t>our amount of hours, the state of our poster.</w:t>
+        <w:t xml:space="preserve">our </w:t>
+      </w:r>
+      <w:proofErr w:type="gramStart"/>
+      <w:r>
+        <w:rPr>
+          <w:lang w:val="en-NZ"/>
+        </w:rPr>
+        <w:t>amount</w:t>
+      </w:r>
+      <w:proofErr w:type="gramEnd"/>
+      <w:r>
+        <w:rPr>
+          <w:lang w:val="en-NZ"/>
+        </w:rPr>
+        <w:t xml:space="preserve"> of hours, the state of our poster.</w:t>
       </w:r>
     </w:p>
     <w:p>
@@ -1742,6 +1782,7 @@
         <w:rPr>
           <w:lang w:val="en-NZ"/>
         </w:rPr>
+        <w:lastRenderedPageBreak/>
         <w:t>S</w:t>
       </w:r>
       <w:r>
@@ -1768,7 +1809,6 @@
           <w:bCs/>
           <w:lang w:val="en-NZ"/>
         </w:rPr>
-        <w:lastRenderedPageBreak/>
         <w:t>Development</w:t>
       </w:r>
     </w:p>
@@ -1797,7 +1837,21 @@
         <w:rPr>
           <w:lang w:val="en-NZ"/>
         </w:rPr>
-        <w:t>-4: Started working on making a report on a pcap file.</w:t>
+        <w:t xml:space="preserve">-4: Started working on making a report on a </w:t>
+      </w:r>
+      <w:proofErr w:type="spellStart"/>
+      <w:r>
+        <w:rPr>
+          <w:lang w:val="en-NZ"/>
+        </w:rPr>
+        <w:t>pcap</w:t>
+      </w:r>
+      <w:proofErr w:type="spellEnd"/>
+      <w:r>
+        <w:rPr>
+          <w:lang w:val="en-NZ"/>
+        </w:rPr>
+        <w:t xml:space="preserve"> file.</w:t>
       </w:r>
     </w:p>
     <w:p>
@@ -2019,6 +2073,9 @@
       </w:r>
       <w:r>
         <w:br/>
+      </w:r>
+      <w:r>
+        <w:lastRenderedPageBreak/>
         <w:t>Objective: What the project needed.</w:t>
       </w:r>
       <w:r>
@@ -2027,9 +2084,6 @@
       </w:r>
       <w:r>
         <w:br/>
-      </w:r>
-      <w:r>
-        <w:lastRenderedPageBreak/>
         <w:t>Artefacts: the things that were made.</w:t>
       </w:r>
       <w:r>
@@ -2115,13 +2169,47 @@
         <w:rPr>
           <w:lang w:val="en-NZ"/>
         </w:rPr>
-        <w:t>Thursday 3-4:30pm: Started doing my section of the Self Management Review.</w:t>
-      </w:r>
-      <w:r>
-        <w:rPr>
-          <w:lang w:val="en-NZ"/>
-        </w:rPr>
-        <w:t xml:space="preserve"> Selected which weeks’ logbooks I would be reflecting on: 4 and </w:t>
+        <w:t xml:space="preserve">Thursday 3-4:30pm: Started doing my section of the </w:t>
+      </w:r>
+      <w:proofErr w:type="spellStart"/>
+      <w:r>
+        <w:rPr>
+          <w:lang w:val="en-NZ"/>
+        </w:rPr>
+        <w:t>Self Management</w:t>
+      </w:r>
+      <w:proofErr w:type="spellEnd"/>
+      <w:r>
+        <w:rPr>
+          <w:lang w:val="en-NZ"/>
+        </w:rPr>
+        <w:t xml:space="preserve"> Review.</w:t>
+      </w:r>
+      <w:r>
+        <w:rPr>
+          <w:lang w:val="en-NZ"/>
+        </w:rPr>
+        <w:t xml:space="preserve"> Selected which weeks’ logbooks I would be reflecting </w:t>
+      </w:r>
+      <w:proofErr w:type="gramStart"/>
+      <w:r>
+        <w:rPr>
+          <w:lang w:val="en-NZ"/>
+        </w:rPr>
+        <w:t>on:</w:t>
+      </w:r>
+      <w:proofErr w:type="gramEnd"/>
+      <w:r>
+        <w:rPr>
+          <w:lang w:val="en-NZ"/>
+        </w:rPr>
+        <w:t xml:space="preserve"> 4 and </w:t>
+      </w:r>
+      <w:r>
+        <w:rPr>
+          <w:lang w:val="en-NZ"/>
+        </w:rPr>
+        <w:t>10.</w:t>
       </w:r>
     </w:p>
     <w:p>
@@ -2133,13 +2221,69 @@
           <w:lang w:val="en-NZ"/>
         </w:rPr>
       </w:pPr>
+    </w:p>
+    <w:p>
+      <w:pPr>
+        <w:tabs>
+          <w:tab w:val="left" w:pos="5978"/>
+        </w:tabs>
+        <w:rPr>
+          <w:lang w:val="en-NZ"/>
+        </w:rPr>
+      </w:pPr>
       <w:r>
         <w:rPr>
           <w:lang w:val="en-NZ"/>
         </w:rPr>
         <w:lastRenderedPageBreak/>
+        <w:t>Friday</w:t>
+      </w:r>
+      <w:r>
+        <w:rPr>
+          <w:lang w:val="en-NZ"/>
+        </w:rPr>
+        <w:t xml:space="preserve"> 12:30 - 3: Continued</w:t>
+      </w:r>
+      <w:r>
+        <w:rPr>
+          <w:lang w:val="en-NZ"/>
+        </w:rPr>
+        <w:t xml:space="preserve"> work on the </w:t>
+      </w:r>
+      <w:proofErr w:type="spellStart"/>
+      <w:r>
+        <w:rPr>
+          <w:lang w:val="en-NZ"/>
+        </w:rPr>
+        <w:t>Self Management</w:t>
+      </w:r>
+      <w:proofErr w:type="spellEnd"/>
+      <w:r>
+        <w:rPr>
+          <w:lang w:val="en-NZ"/>
+        </w:rPr>
+        <w:t xml:space="preserve"> Review</w:t>
+      </w:r>
+      <w:r>
+        <w:rPr>
+          <w:lang w:val="en-NZ"/>
+        </w:rPr>
+        <w:t>, writing my review for week 10.</w:t>
+      </w:r>
+      <w:r>
+        <w:rPr>
+          <w:noProof/>
+          <w:lang w:val="en-NZ"/>
+        </w:rPr>
+        <w:t xml:space="preserve"> </w:t>
+      </w:r>
+      <w:r>
+        <w:rPr>
+          <w:noProof/>
+          <w:lang w:val="en-NZ"/>
+        </w:rPr>
         <w:drawing>
-          <wp:inline distT="0" distB="0" distL="0" distR="0" wp14:anchorId="130797D6" wp14:editId="37B9B55C">
+          <wp:inline distT="0" distB="0" distL="0" distR="0" wp14:anchorId="74B5DF29" wp14:editId="7FCAE499">
             <wp:extent cx="5731510" cy="4171315"/>
             <wp:effectExtent l="0" t="0" r="2540" b="635"/>
             <wp:docPr id="1246519138" name="Picture 1"/>
@@ -2173,40 +2317,6 @@
             </a:graphic>
           </wp:inline>
         </w:drawing>
-      </w:r>
-    </w:p>
-    <w:p>
-      <w:pPr>
-        <w:tabs>
-          <w:tab w:val="left" w:pos="5978"/>
-        </w:tabs>
-        <w:rPr>
-          <w:lang w:val="en-NZ"/>
-        </w:rPr>
-      </w:pPr>
-      <w:r>
-        <w:rPr>
-          <w:lang w:val="en-NZ"/>
-        </w:rPr>
-        <w:t>Friday</w:t>
-      </w:r>
-      <w:r>
-        <w:rPr>
-          <w:lang w:val="en-NZ"/>
-        </w:rPr>
-        <w:t xml:space="preserve"> 12:30 - 3: Continued</w:t>
-      </w:r>
-      <w:r>
-        <w:rPr>
-          <w:lang w:val="en-NZ"/>
-        </w:rPr>
-        <w:t xml:space="preserve"> work on the Self Management Review</w:t>
-      </w:r>
-      <w:r>
-        <w:rPr>
-          <w:lang w:val="en-NZ"/>
-        </w:rPr>
-        <w:t>, writing my review for week 10.</w:t>
       </w:r>
     </w:p>
     <w:p>

--- a/Weekly Logs/Dave/Week 12.docx
+++ b/Weekly Logs/Dave/Week 12.docx
@@ -10,7 +10,6 @@
           <w:docPartUnique/>
         </w:docPartObj>
       </w:sdtPr>
-      <w:sdtEndPr/>
       <w:sdtContent>
         <w:p/>
         <w:p>
@@ -549,7 +548,6 @@
                                   <w:dataBinding w:prefixMappings="xmlns:ns0='http://purl.org/dc/elements/1.1/' xmlns:ns1='http://schemas.openxmlformats.org/package/2006/metadata/core-properties' " w:xpath="/ns1:coreProperties[1]/ns0:subject[1]" w:storeItemID="{6C3C8BC8-F283-45AE-878A-BAB7291924A1}"/>
                                   <w:text/>
                                 </w:sdtPr>
-                                <w:sdtEndPr/>
                                 <w:sdtContent>
                                   <w:p>
                                     <w:pPr>
@@ -597,7 +595,6 @@
                                   <w:dataBinding w:prefixMappings="xmlns:ns0='http://purl.org/dc/elements/1.1/' xmlns:ns1='http://schemas.openxmlformats.org/package/2006/metadata/core-properties' " w:xpath="/ns1:coreProperties[1]/ns0:creator[1]" w:storeItemID="{6C3C8BC8-F283-45AE-878A-BAB7291924A1}"/>
                                   <w:text/>
                                 </w:sdtPr>
-                                <w:sdtEndPr/>
                                 <w:sdtContent>
                                   <w:p>
                                     <w:pPr>
@@ -661,7 +658,6 @@
                             <w:dataBinding w:prefixMappings="xmlns:ns0='http://purl.org/dc/elements/1.1/' xmlns:ns1='http://schemas.openxmlformats.org/package/2006/metadata/core-properties' " w:xpath="/ns1:coreProperties[1]/ns0:subject[1]" w:storeItemID="{6C3C8BC8-F283-45AE-878A-BAB7291924A1}"/>
                             <w:text/>
                           </w:sdtPr>
-                          <w:sdtEndPr/>
                           <w:sdtContent>
                             <w:p>
                               <w:pPr>
@@ -709,7 +705,6 @@
                             <w:dataBinding w:prefixMappings="xmlns:ns0='http://purl.org/dc/elements/1.1/' xmlns:ns1='http://schemas.openxmlformats.org/package/2006/metadata/core-properties' " w:xpath="/ns1:coreProperties[1]/ns0:creator[1]" w:storeItemID="{6C3C8BC8-F283-45AE-878A-BAB7291924A1}"/>
                             <w:text/>
                           </w:sdtPr>
-                          <w:sdtEndPr/>
                           <w:sdtContent>
                             <w:p>
                               <w:pPr>
@@ -827,7 +822,6 @@
                                     <w:calendar w:val="gregorian"/>
                                   </w:date>
                                 </w:sdtPr>
-                                <w:sdtEndPr/>
                                 <w:sdtContent>
                                   <w:p>
                                     <w:pPr>
@@ -894,7 +888,6 @@
                               <w:calendar w:val="gregorian"/>
                             </w:date>
                           </w:sdtPr>
-                          <w:sdtEndPr/>
                           <w:sdtContent>
                             <w:p>
                               <w:pPr>
@@ -1309,6 +1302,9 @@
             <w:r>
               <w:t>45</w:t>
             </w:r>
+            <w:r>
+              <w:t>m</w:t>
+            </w:r>
           </w:p>
         </w:tc>
       </w:tr>
@@ -1587,6 +1583,60 @@
         </w:rPr>
         <w:t>Monday 12:30-2:30</w:t>
       </w:r>
+      <w:r>
+        <w:rPr>
+          <w:lang w:val="en-NZ"/>
+        </w:rPr>
+        <w:t>:</w:t>
+      </w:r>
+      <w:r>
+        <w:rPr>
+          <w:lang w:val="en-NZ"/>
+        </w:rPr>
+        <w:t xml:space="preserve"> </w:t>
+      </w:r>
+      <w:r>
+        <w:rPr>
+          <w:lang w:val="en-NZ"/>
+        </w:rPr>
+        <w:t>Matt explains what flowcharts are needed. Our reports should be in pdfs, not as txt/doc</w:t>
+      </w:r>
+      <w:r>
+        <w:rPr>
+          <w:lang w:val="en-NZ"/>
+        </w:rPr>
+        <w:t xml:space="preserve">x. Matt will send me a higher quality image of the </w:t>
+      </w:r>
+      <w:r>
+        <w:rPr>
+          <w:lang w:val="en-NZ"/>
+        </w:rPr>
+        <w:t>DSR diagram</w:t>
+      </w:r>
+      <w:r>
+        <w:rPr>
+          <w:lang w:val="en-NZ"/>
+        </w:rPr>
+        <w:t>.</w:t>
+      </w:r>
+      <w:r>
+        <w:rPr>
+          <w:lang w:val="en-NZ"/>
+        </w:rPr>
+        <w:t xml:space="preserve"> </w:t>
+      </w:r>
+      <w:r>
+        <w:rPr>
+          <w:lang w:val="en-NZ"/>
+        </w:rPr>
+        <w:t xml:space="preserve">Reviewing documentation and </w:t>
+      </w:r>
+      <w:r>
+        <w:rPr>
+          <w:lang w:val="en-NZ"/>
+        </w:rPr>
+        <w:t>see what everyone is working on.</w:t>
+      </w:r>
     </w:p>
     <w:p>
       <w:pPr>
@@ -1600,6 +1650,24 @@
         </w:rPr>
         <w:t>Tuesday 10-12</w:t>
       </w:r>
+      <w:r>
+        <w:rPr>
+          <w:lang w:val="en-NZ"/>
+        </w:rPr>
+        <w:t xml:space="preserve">: Auditing team logs, discussing </w:t>
+      </w:r>
+      <w:r>
+        <w:rPr>
+          <w:lang w:val="en-NZ"/>
+        </w:rPr>
+        <w:t xml:space="preserve">the mod-project review, what needs to be done. Discussing the methodology and what format the review/reflection wants to be in. Experience </w:t>
+      </w:r>
+      <w:r>
+        <w:rPr>
+          <w:lang w:val="en-NZ"/>
+        </w:rPr>
+        <w:t>Reflection Action seems to work.</w:t>
+      </w:r>
     </w:p>
     <w:p>
       <w:pPr>
@@ -1687,21 +1755,7 @@
         <w:rPr>
           <w:lang w:val="en-NZ"/>
         </w:rPr>
-        <w:t xml:space="preserve">Base 64 encoding, and </w:t>
-      </w:r>
-      <w:proofErr w:type="spellStart"/>
-      <w:r>
-        <w:rPr>
-          <w:lang w:val="en-NZ"/>
-        </w:rPr>
-        <w:t>wireshark</w:t>
-      </w:r>
-      <w:proofErr w:type="spellEnd"/>
-      <w:r>
-        <w:rPr>
-          <w:lang w:val="en-NZ"/>
-        </w:rPr>
-        <w:t xml:space="preserve"> scans. Bryce gave us advice on selecting the weeks to </w:t>
+        <w:t xml:space="preserve">Base 64 encoding, and wireshark scans. Bryce gave us advice on selecting the weeks to </w:t>
       </w:r>
       <w:r>
         <w:rPr>
@@ -1726,6 +1780,7 @@
         <w:rPr>
           <w:lang w:val="en-NZ"/>
         </w:rPr>
+        <w:lastRenderedPageBreak/>
         <w:t>Friday</w:t>
       </w:r>
       <w:r>
@@ -1738,21 +1793,7 @@
         <w:rPr>
           <w:lang w:val="en-NZ"/>
         </w:rPr>
-        <w:t xml:space="preserve">our </w:t>
-      </w:r>
-      <w:proofErr w:type="gramStart"/>
-      <w:r>
-        <w:rPr>
-          <w:lang w:val="en-NZ"/>
-        </w:rPr>
-        <w:t>amount</w:t>
-      </w:r>
-      <w:proofErr w:type="gramEnd"/>
-      <w:r>
-        <w:rPr>
-          <w:lang w:val="en-NZ"/>
-        </w:rPr>
-        <w:t xml:space="preserve"> of hours, the state of our poster.</w:t>
+        <w:t>our amount of hours, the state of our poster.</w:t>
       </w:r>
     </w:p>
     <w:p>
@@ -1782,7 +1823,6 @@
         <w:rPr>
           <w:lang w:val="en-NZ"/>
         </w:rPr>
-        <w:lastRenderedPageBreak/>
         <w:t>S</w:t>
       </w:r>
       <w:r>
@@ -1825,6 +1865,12 @@
         <w:rPr>
           <w:lang w:val="en-NZ"/>
         </w:rPr>
+        <w:t xml:space="preserve">Wednesday </w:t>
+      </w:r>
+      <w:r>
+        <w:rPr>
+          <w:lang w:val="en-NZ"/>
+        </w:rPr>
         <w:t>2</w:t>
       </w:r>
       <w:r>
@@ -1837,21 +1883,7 @@
         <w:rPr>
           <w:lang w:val="en-NZ"/>
         </w:rPr>
-        <w:t xml:space="preserve">-4: Started working on making a report on a </w:t>
-      </w:r>
-      <w:proofErr w:type="spellStart"/>
-      <w:r>
-        <w:rPr>
-          <w:lang w:val="en-NZ"/>
-        </w:rPr>
-        <w:t>pcap</w:t>
-      </w:r>
-      <w:proofErr w:type="spellEnd"/>
-      <w:r>
-        <w:rPr>
-          <w:lang w:val="en-NZ"/>
-        </w:rPr>
-        <w:t xml:space="preserve"> file.</w:t>
+        <w:t>-4: Started working on making a report on a pcap file.</w:t>
       </w:r>
     </w:p>
     <w:p>
@@ -2056,6 +2088,7 @@
         <w:rPr>
           <w:lang w:val="en-NZ"/>
         </w:rPr>
+        <w:lastRenderedPageBreak/>
         <w:t>Tuesday 12:30-3: Continuing work on poster, checking with the team for the exact sections we want on it:</w:t>
       </w:r>
       <w:r>
@@ -2073,9 +2106,6 @@
       </w:r>
       <w:r>
         <w:br/>
-      </w:r>
-      <w:r>
-        <w:lastRenderedPageBreak/>
         <w:t>Objective: What the project needed.</w:t>
       </w:r>
       <w:r>
@@ -2169,41 +2199,13 @@
         <w:rPr>
           <w:lang w:val="en-NZ"/>
         </w:rPr>
-        <w:t xml:space="preserve">Thursday 3-4:30pm: Started doing my section of the </w:t>
-      </w:r>
-      <w:proofErr w:type="spellStart"/>
-      <w:r>
-        <w:rPr>
-          <w:lang w:val="en-NZ"/>
-        </w:rPr>
-        <w:t>Self Management</w:t>
-      </w:r>
-      <w:proofErr w:type="spellEnd"/>
-      <w:r>
-        <w:rPr>
-          <w:lang w:val="en-NZ"/>
-        </w:rPr>
-        <w:t xml:space="preserve"> Review.</w:t>
-      </w:r>
-      <w:r>
-        <w:rPr>
-          <w:lang w:val="en-NZ"/>
-        </w:rPr>
-        <w:t xml:space="preserve"> Selected which weeks’ logbooks I would be reflecting </w:t>
-      </w:r>
-      <w:proofErr w:type="gramStart"/>
-      <w:r>
-        <w:rPr>
-          <w:lang w:val="en-NZ"/>
-        </w:rPr>
-        <w:t>on:</w:t>
-      </w:r>
-      <w:proofErr w:type="gramEnd"/>
-      <w:r>
-        <w:rPr>
-          <w:lang w:val="en-NZ"/>
-        </w:rPr>
-        <w:t xml:space="preserve"> 4 and </w:t>
+        <w:t>Thursday 3-4:30pm: Started doing my section of the Self Management Review.</w:t>
+      </w:r>
+      <w:r>
+        <w:rPr>
+          <w:lang w:val="en-NZ"/>
+        </w:rPr>
+        <w:t xml:space="preserve"> Selected which weeks’ logbooks I would be reflecting on: 4 and </w:t>
       </w:r>
       <w:r>
         <w:rPr>
@@ -2248,21 +2250,7 @@
         <w:rPr>
           <w:lang w:val="en-NZ"/>
         </w:rPr>
-        <w:t xml:space="preserve"> work on the </w:t>
-      </w:r>
-      <w:proofErr w:type="spellStart"/>
-      <w:r>
-        <w:rPr>
-          <w:lang w:val="en-NZ"/>
-        </w:rPr>
-        <w:t>Self Management</w:t>
-      </w:r>
-      <w:proofErr w:type="spellEnd"/>
-      <w:r>
-        <w:rPr>
-          <w:lang w:val="en-NZ"/>
-        </w:rPr>
-        <w:t xml:space="preserve"> Review</w:t>
+        <w:t xml:space="preserve"> work on the Self Management Review</w:t>
       </w:r>
       <w:r>
         <w:rPr>
